--- a/labs/lab04/report/report.docx
+++ b/labs/lab04/report/report.docx
@@ -107,19 +107,19 @@
         <w:pStyle w:val="Author"/>
       </w:pPr>
       <w:r>
-        <w:t xml:space="preserve">Останин</w:t>
-      </w:r>
-      <w:r>
-        <w:t xml:space="preserve"> </w:t>
-      </w:r>
-      <w:r>
-        <w:t xml:space="preserve">Владислав</w:t>
-      </w:r>
-      <w:r>
-        <w:t xml:space="preserve"> </w:t>
-      </w:r>
-      <w:r>
-        <w:t xml:space="preserve">Александрович</w:t>
+        <w:t xml:space="preserve">Геллер</w:t>
+      </w:r>
+      <w:r>
+        <w:t xml:space="preserve"> </w:t>
+      </w:r>
+      <w:r>
+        <w:t xml:space="preserve">Михаил</w:t>
+      </w:r>
+      <w:r>
+        <w:t xml:space="preserve"> </w:t>
+      </w:r>
+      <w:r>
+        <w:t xml:space="preserve">Андреевич</w:t>
       </w:r>
     </w:p>
     <w:sdt>

--- a/labs/lab04/report/report.docx
+++ b/labs/lab04/report/report.docx
@@ -375,7 +375,7 @@
       <w:r>
         <w:drawing>
           <wp:inline>
-            <wp:extent cx="3733800" cy="1219905"/>
+            <wp:extent cx="3733800" cy="580813"/>
             <wp:effectExtent b="0" l="0" r="0" t="0"/>
             <wp:docPr descr="Путь к домашнему каталогу" title="" id="23" name="Picture"/>
             <a:graphic>
@@ -396,7 +396,7 @@
                   <pic:spPr bwMode="auto">
                     <a:xfrm>
                       <a:off x="0" y="0"/>
-                      <a:ext cx="3733800" cy="1219905"/>
+                      <a:ext cx="3733800" cy="580813"/>
                     </a:xfrm>
                     <a:prstGeom prst="rect">
                       <a:avLst/>
@@ -446,7 +446,7 @@
       <w:r>
         <w:drawing>
           <wp:inline>
-            <wp:extent cx="3733800" cy="1095024"/>
+            <wp:extent cx="3733800" cy="2204229"/>
             <wp:effectExtent b="0" l="0" r="0" t="0"/>
             <wp:docPr descr="Команда ls" title="" id="26" name="Picture"/>
             <a:graphic>
@@ -467,7 +467,7 @@
                   <pic:spPr bwMode="auto">
                     <a:xfrm>
                       <a:off x="0" y="0"/>
-                      <a:ext cx="3733800" cy="1095024"/>
+                      <a:ext cx="3733800" cy="2204229"/>
                     </a:xfrm>
                     <a:prstGeom prst="rect">
                       <a:avLst/>
@@ -509,7 +509,7 @@
       <w:r>
         <w:drawing>
           <wp:inline>
-            <wp:extent cx="3733800" cy="1241400"/>
+            <wp:extent cx="3733800" cy="1756880"/>
             <wp:effectExtent b="0" l="0" r="0" t="0"/>
             <wp:docPr descr="Команда ls -a" title="" id="29" name="Picture"/>
             <a:graphic>
@@ -530,7 +530,7 @@
                   <pic:spPr bwMode="auto">
                     <a:xfrm>
                       <a:off x="0" y="0"/>
-                      <a:ext cx="3733800" cy="1241400"/>
+                      <a:ext cx="3733800" cy="1756880"/>
                     </a:xfrm>
                     <a:prstGeom prst="rect">
                       <a:avLst/>
@@ -578,7 +578,7 @@
       <w:r>
         <w:drawing>
           <wp:inline>
-            <wp:extent cx="3733800" cy="1366686"/>
+            <wp:extent cx="3733800" cy="1251848"/>
             <wp:effectExtent b="0" l="0" r="0" t="0"/>
             <wp:docPr descr="Команда ls -l" title="" id="32" name="Picture"/>
             <a:graphic>
@@ -599,7 +599,7 @@
                   <pic:spPr bwMode="auto">
                     <a:xfrm>
                       <a:off x="0" y="0"/>
-                      <a:ext cx="3733800" cy="1366686"/>
+                      <a:ext cx="3733800" cy="1251848"/>
                     </a:xfrm>
                     <a:prstGeom prst="rect">
                       <a:avLst/>
@@ -633,7 +633,7 @@
       <w:r>
         <w:drawing>
           <wp:inline>
-            <wp:extent cx="3733800" cy="2238645"/>
+            <wp:extent cx="3733800" cy="2329137"/>
             <wp:effectExtent b="0" l="0" r="0" t="0"/>
             <wp:docPr descr="Команда ls -f" title="" id="35" name="Picture"/>
             <a:graphic>
@@ -654,7 +654,7 @@
                   <pic:spPr bwMode="auto">
                     <a:xfrm>
                       <a:off x="0" y="0"/>
-                      <a:ext cx="3733800" cy="2238645"/>
+                      <a:ext cx="3733800" cy="2329137"/>
                     </a:xfrm>
                     <a:prstGeom prst="rect">
                       <a:avLst/>
@@ -696,7 +696,7 @@
       <w:r>
         <w:drawing>
           <wp:inline>
-            <wp:extent cx="3733800" cy="944097"/>
+            <wp:extent cx="3733800" cy="787460"/>
             <wp:effectExtent b="0" l="0" r="0" t="0"/>
             <wp:docPr descr="Каталог /var/spool" title="" id="38" name="Picture"/>
             <a:graphic>
@@ -717,7 +717,7 @@
                   <pic:spPr bwMode="auto">
                     <a:xfrm>
                       <a:off x="0" y="0"/>
-                      <a:ext cx="3733800" cy="944097"/>
+                      <a:ext cx="3733800" cy="787460"/>
                     </a:xfrm>
                     <a:prstGeom prst="rect">
                       <a:avLst/>
@@ -759,7 +759,7 @@
       <w:r>
         <w:drawing>
           <wp:inline>
-            <wp:extent cx="3733800" cy="1379882"/>
+            <wp:extent cx="3733800" cy="1416268"/>
             <wp:effectExtent b="0" l="0" r="0" t="0"/>
             <wp:docPr descr="Файлы в домашнем каталоге" title="" id="41" name="Picture"/>
             <a:graphic>
@@ -780,7 +780,7 @@
                   <pic:spPr bwMode="auto">
                     <a:xfrm>
                       <a:off x="0" y="0"/>
-                      <a:ext cx="3733800" cy="1379882"/>
+                      <a:ext cx="3733800" cy="1416268"/>
                     </a:xfrm>
                     <a:prstGeom prst="rect">
                       <a:avLst/>
@@ -846,7 +846,7 @@
       <w:r>
         <w:drawing>
           <wp:inline>
-            <wp:extent cx="3733800" cy="2223128"/>
+            <wp:extent cx="3733800" cy="2054694"/>
             <wp:effectExtent b="0" l="0" r="0" t="0"/>
             <wp:docPr descr="Действия с каталогами" title="" id="44" name="Picture"/>
             <a:graphic>
@@ -867,7 +867,7 @@
                   <pic:spPr bwMode="auto">
                     <a:xfrm>
                       <a:off x="0" y="0"/>
-                      <a:ext cx="3733800" cy="2223128"/>
+                      <a:ext cx="3733800" cy="2054694"/>
                     </a:xfrm>
                     <a:prstGeom prst="rect">
                       <a:avLst/>
@@ -990,7 +990,7 @@
       <w:r>
         <w:drawing>
           <wp:inline>
-            <wp:extent cx="3733800" cy="3029218"/>
+            <wp:extent cx="3733800" cy="3345040"/>
             <wp:effectExtent b="0" l="0" r="0" t="0"/>
             <wp:docPr descr="Справка по команде cd" title="" id="50" name="Picture"/>
             <a:graphic>
@@ -1011,7 +1011,7 @@
                   <pic:spPr bwMode="auto">
                     <a:xfrm>
                       <a:off x="0" y="0"/>
-                      <a:ext cx="3733800" cy="3029218"/>
+                      <a:ext cx="3733800" cy="3345040"/>
                     </a:xfrm>
                     <a:prstGeom prst="rect">
                       <a:avLst/>
@@ -1045,7 +1045,7 @@
       <w:r>
         <w:drawing>
           <wp:inline>
-            <wp:extent cx="3733800" cy="2837518"/>
+            <wp:extent cx="3733800" cy="2480888"/>
             <wp:effectExtent b="0" l="0" r="0" t="0"/>
             <wp:docPr descr="Справка по команде pwd" title="" id="53" name="Picture"/>
             <a:graphic>
@@ -1066,7 +1066,7 @@
                   <pic:spPr bwMode="auto">
                     <a:xfrm>
                       <a:off x="0" y="0"/>
-                      <a:ext cx="3733800" cy="2837518"/>
+                      <a:ext cx="3733800" cy="2480888"/>
                     </a:xfrm>
                     <a:prstGeom prst="rect">
                       <a:avLst/>
@@ -1100,7 +1100,7 @@
       <w:r>
         <w:drawing>
           <wp:inline>
-            <wp:extent cx="3733800" cy="2833987"/>
+            <wp:extent cx="3733800" cy="2510065"/>
             <wp:effectExtent b="0" l="0" r="0" t="0"/>
             <wp:docPr descr="Справка по команде mkdir" title="" id="56" name="Picture"/>
             <a:graphic>
@@ -1121,7 +1121,7 @@
                   <pic:spPr bwMode="auto">
                     <a:xfrm>
                       <a:off x="0" y="0"/>
-                      <a:ext cx="3733800" cy="2833987"/>
+                      <a:ext cx="3733800" cy="2510065"/>
                     </a:xfrm>
                     <a:prstGeom prst="rect">
                       <a:avLst/>
@@ -1155,7 +1155,7 @@
       <w:r>
         <w:drawing>
           <wp:inline>
-            <wp:extent cx="3733800" cy="2828763"/>
+            <wp:extent cx="3733800" cy="2522923"/>
             <wp:effectExtent b="0" l="0" r="0" t="0"/>
             <wp:docPr descr="Справка по команде rmdir" title="" id="59" name="Picture"/>
             <a:graphic>
@@ -1176,7 +1176,7 @@
                   <pic:spPr bwMode="auto">
                     <a:xfrm>
                       <a:off x="0" y="0"/>
-                      <a:ext cx="3733800" cy="2828763"/>
+                      <a:ext cx="3733800" cy="2522923"/>
                     </a:xfrm>
                     <a:prstGeom prst="rect">
                       <a:avLst/>
@@ -1210,7 +1210,7 @@
       <w:r>
         <w:drawing>
           <wp:inline>
-            <wp:extent cx="3733800" cy="2836009"/>
+            <wp:extent cx="3733800" cy="2486057"/>
             <wp:effectExtent b="0" l="0" r="0" t="0"/>
             <wp:docPr descr="Справка по команде rm" title="" id="62" name="Picture"/>
             <a:graphic>
@@ -1231,7 +1231,7 @@
                   <pic:spPr bwMode="auto">
                     <a:xfrm>
                       <a:off x="0" y="0"/>
-                      <a:ext cx="3733800" cy="2836009"/>
+                      <a:ext cx="3733800" cy="2486057"/>
                     </a:xfrm>
                     <a:prstGeom prst="rect">
                       <a:avLst/>
@@ -1277,7 +1277,7 @@
       <w:r>
         <w:drawing>
           <wp:inline>
-            <wp:extent cx="3733800" cy="3438053"/>
+            <wp:extent cx="3733800" cy="5534890"/>
             <wp:effectExtent b="0" l="0" r="0" t="0"/>
             <wp:docPr descr="Команда history" title="" id="65" name="Picture"/>
             <a:graphic>
@@ -1298,7 +1298,7 @@
                   <pic:spPr bwMode="auto">
                     <a:xfrm>
                       <a:off x="0" y="0"/>
-                      <a:ext cx="3733800" cy="3438053"/>
+                      <a:ext cx="3733800" cy="5534890"/>
                     </a:xfrm>
                     <a:prstGeom prst="rect">
                       <a:avLst/>
